--- a/public/templates/plan-business-continuity.docx
+++ b/public/templates/plan-business-continuity.docx
@@ -656,7 +656,7 @@
         <w:t>RTO (recovery time objective)</w:t>
       </w:r>
       <w:r>
-        <w:t>: the maximum time a process or system may stay down before the impact becomes unacceptable.</w:t>
+        <w:t>: the target you set for how quickly a stopped process or system has to be working again, the deadline past which staying down does real damage.</w:t>
       </w:r>
     </w:p>
     <w:p>
@@ -670,7 +670,7 @@
         <w:t>RPO (recovery point objective)</w:t>
       </w:r>
       <w:r>
-        <w:t>: the maximum data loss, measured in time, that the process can tolerate (for example, "no more than the last 24 hours of entries").</w:t>
+        <w:t>: how far back, in elapsed time, the process can afford to lose work if data is not recovered (for example, "no more than the last 24 hours of entries").</w:t>
       </w:r>
     </w:p>
     <w:p>
@@ -684,7 +684,7 @@
         <w:t>MTPD (maximum tolerable period of disruption)</w:t>
       </w:r>
       <w:r>
-        <w:t>: the outer limit, longer than the RTO, beyond which the harm is severe or irreversible.</w:t>
+        <w:t>: the hard ceiling, set further out than the RTO, past which the consequences turn severe or cannot be undone.</w:t>
       </w:r>
     </w:p>
     <w:p>
